--- a/Requisitos/CSU06 - ConsultarHistorico.docx
+++ b/Requisitos/CSU06 - ConsultarHistorico.docx
@@ -546,7 +546,16 @@
                 <w:sz w:val="32"/>
                 <w:szCs w:val="32"/>
               </w:rPr>
-              <w:t>Tela_09</w:t>
+              <w:t>Tela_0</w:t>
+            </w:r>
+            <w:r>
+              <w:rPr>
+                <w:bCs/>
+                <w:color w:val="FF0000"/>
+                <w:sz w:val="32"/>
+                <w:szCs w:val="32"/>
+              </w:rPr>
+              <w:t>14.1</w:t>
             </w:r>
             <w:r>
               <w:rPr>
@@ -647,7 +656,57 @@
                 <w:sz w:val="32"/>
                 <w:szCs w:val="32"/>
               </w:rPr>
-              <w:t>Usuário seleciona uma entrega para ver detalhes.</w:t>
+              <w:t>Usuário seleciona uma entrega para ver detalhes</w:t>
+            </w:r>
+            <w:r>
+              <w:rPr>
+                <w:bCs/>
+                <w:sz w:val="32"/>
+                <w:szCs w:val="32"/>
+              </w:rPr>
+              <w:t xml:space="preserve"> </w:t>
+            </w:r>
+            <w:r>
+              <w:rPr>
+                <w:bCs/>
+                <w:sz w:val="32"/>
+                <w:szCs w:val="32"/>
+              </w:rPr>
+              <w:t>(</w:t>
+            </w:r>
+            <w:r>
+              <w:rPr>
+                <w:bCs/>
+                <w:color w:val="FF0000"/>
+                <w:sz w:val="32"/>
+                <w:szCs w:val="32"/>
+              </w:rPr>
+              <w:t>Tela_0</w:t>
+            </w:r>
+            <w:r>
+              <w:rPr>
+                <w:bCs/>
+                <w:color w:val="FF0000"/>
+                <w:sz w:val="32"/>
+                <w:szCs w:val="32"/>
+              </w:rPr>
+              <w:t>13.1</w:t>
+            </w:r>
+            <w:r>
+              <w:rPr>
+                <w:bCs/>
+                <w:sz w:val="32"/>
+                <w:szCs w:val="32"/>
+              </w:rPr>
+              <w:t>)</w:t>
+            </w:r>
+            <w:r>
+              <w:rPr>
+                <w:bCs/>
+                <w:sz w:val="32"/>
+                <w:szCs w:val="32"/>
+              </w:rPr>
+              <w:t>.</w:t>
             </w:r>
           </w:p>
         </w:tc>
